--- a/curriculos/Curriculo 015-02/microcurriculos/IV SEMESTRE/0150413_Fisica_III.docx
+++ b/curriculos/Curriculo 015-02/microcurriculos/IV SEMESTRE/0150413_Fisica_III.docx
@@ -2819,10 +2819,15 @@
     </w:tbl>
     <w:p>
       <w:pPr>
-        <w:rPr/>
+        <w:rPr>
+          <w:sz w:val="2"/>
+          <w:szCs w:val="2"/>
+        </w:rPr>
+        <w:spacing w:before="0" w:after="0" w:line="20" w:lineRule="exact"/>
       </w:pPr>
       <w:r>
         <w:rPr>
+          <w:sz w:val="2"/>
           <w:rtl w:val="0"/>
         </w:rPr>
       </w:r>
